--- a/fra/docx/26.content.docx
+++ b/fra/docx/26.content.docx
@@ -19,7 +19,7 @@
         <w:rPr>
           <w:lang w:val="fr_FR" w:bidi="fr_FR"/>
         </w:rPr>
-        <w:t>Resource: Notes d'étude - Introductions aux livres (Tyndale)</w:t>
+        <w:t>Resource: Tyndale Open Study Notes</w:t>
       </w:r>
       <w:r>
         <w:rPr>
@@ -112,7 +112,7 @@
         <w:rPr>
           <w:lang w:val="fr_FR" w:bidi="fr_FR"/>
         </w:rPr>
-        <w:t>Notes d'étude - Introductions aux livres (Tyndale)</w:t>
+        <w:t>Tyndale Open Study Notes</w:t>
       </w:r>
     </w:p>
     <w:p>

--- a/fra/docx/26.content.docx
+++ b/fra/docx/26.content.docx
@@ -19,7 +19,7 @@
         <w:rPr>
           <w:lang w:val="fr_FR" w:bidi="fr_FR"/>
         </w:rPr>
-        <w:t>Resource: Tyndale Open Study Notes</w:t>
+        <w:t>Resource: Aquifer Open Study Notes (Book Intros)</w:t>
       </w:r>
       <w:r>
         <w:rPr>
@@ -112,7 +112,7 @@
         <w:rPr>
           <w:lang w:val="fr_FR" w:bidi="fr_FR"/>
         </w:rPr>
-        <w:t>Tyndale Open Study Notes</w:t>
+        <w:t>Aquifer Open Study Notes (Book Intros)</w:t>
       </w:r>
     </w:p>
     <w:p>

--- a/fra/docx/26.content.docx
+++ b/fra/docx/26.content.docx
@@ -258,18 +258,12 @@
         </w:rPr>
         <w:t>Le livre d'Ézéchiel a été écrit à Babylone pendant les temps difficiles de l'exil de Juda dans cette ville (605–538 av. J.-C.). Les Babyloniens s'emparent de la capitale assyrienne de Ninive (612 av. J.-C.), et la domination babylonienne s'impose avec la défaite, à la bataille décisive de Carkemisch, des derniers Assyriens qui résistent encore (605 av. J.-C.). La même année, les Babyloniens attaquent Juda et prennent, parmi les classes supérieures, des otages qu'ils emmènent à Babylone. Daniel et ses trois amis en font partie (</w:t>
       </w:r>
-      <w:hyperlink r:id="rId13">
-        <w:r>
-          <w:rPr>
-            <w:lang w:val="fr_FR" w:bidi="fr_FR"/>
-          </w:rPr>
-          <w:rPr>
-            <w:color w:val="0000EE"/>
-            <w:u w:val="single"/>
-          </w:rPr>
-          <w:t>Dn 1.1–5</w:t>
-        </w:r>
-      </w:hyperlink>
+      <w:r>
+        <w:rPr>
+          <w:lang w:val="fr_FR" w:bidi="fr_FR"/>
+        </w:rPr>
+        <w:t>Dn 1.1–5</w:t>
+      </w:r>
       <w:r>
         <w:rPr>
           <w:lang w:val="fr_FR" w:bidi="fr_FR"/>
@@ -318,18 +312,12 @@
         </w:rPr>
         <w:t>Les premières visions d'Ézéchiel ont lieu à Babylone en 593 av. J.-C., alors qu'il a trente ans (</w:t>
       </w:r>
-      <w:hyperlink r:id="rId14">
-        <w:r>
-          <w:rPr>
-            <w:lang w:val="fr_FR" w:bidi="fr_FR"/>
-          </w:rPr>
-          <w:rPr>
-            <w:color w:val="0000EE"/>
-            <w:u w:val="single"/>
-          </w:rPr>
-          <w:t>Ez 1.1–2</w:t>
-        </w:r>
-      </w:hyperlink>
+      <w:r>
+        <w:rPr>
+          <w:lang w:val="fr_FR" w:bidi="fr_FR"/>
+        </w:rPr>
+        <w:t>Ez 1.1–2</w:t>
+      </w:r>
       <w:r>
         <w:rPr>
           <w:lang w:val="fr_FR" w:bidi="fr_FR"/>
@@ -375,72 +363,48 @@
         </w:rPr>
         <w:t xml:space="preserve">Les </w:t>
       </w:r>
-      <w:hyperlink r:id="rId15">
-        <w:r>
-          <w:rPr>
-            <w:lang w:val="fr_FR" w:bidi="fr_FR"/>
-          </w:rPr>
-          <w:rPr>
-            <w:color w:val="0000EE"/>
-            <w:u w:val="single"/>
-          </w:rPr>
-          <w:t>chapitres 1–3</w:t>
-        </w:r>
-      </w:hyperlink>
+      <w:r>
+        <w:rPr>
+          <w:lang w:val="fr_FR" w:bidi="fr_FR"/>
+        </w:rPr>
+        <w:t>chapitres 1–3</w:t>
+      </w:r>
       <w:r>
         <w:rPr>
           <w:lang w:val="fr_FR" w:bidi="fr_FR"/>
         </w:rPr>
         <w:t xml:space="preserve"> parlent de l'appel d'Ézéchiel et de son mandat en tant que prophète. Sa toute première vision parle de la gloire du Seigneur, dont le mouvement est inquiétant (</w:t>
       </w:r>
-      <w:hyperlink r:id="rId16">
-        <w:r>
-          <w:rPr>
-            <w:lang w:val="fr_FR" w:bidi="fr_FR"/>
-          </w:rPr>
-          <w:rPr>
-            <w:color w:val="0000EE"/>
-            <w:u w:val="single"/>
-          </w:rPr>
-          <w:t>1.4–28</w:t>
-        </w:r>
-      </w:hyperlink>
+      <w:r>
+        <w:rPr>
+          <w:lang w:val="fr_FR" w:bidi="fr_FR"/>
+        </w:rPr>
+        <w:t>1.4–28</w:t>
+      </w:r>
       <w:r>
         <w:rPr>
           <w:lang w:val="fr_FR" w:bidi="fr_FR"/>
         </w:rPr>
         <w:t>). Avec des images de mouvement et de jugement, la vision représente le Seigneur comme le guerrier divin dans son chariot céleste, venant juger son peuple. Pendant l'appel d'Ézéchiel (</w:t>
       </w:r>
-      <w:hyperlink r:id="rId17">
-        <w:r>
-          <w:rPr>
-            <w:lang w:val="fr_FR" w:bidi="fr_FR"/>
-          </w:rPr>
-          <w:rPr>
-            <w:color w:val="0000EE"/>
-            <w:u w:val="single"/>
-          </w:rPr>
-          <w:t>2.1–3.15</w:t>
-        </w:r>
-      </w:hyperlink>
+      <w:r>
+        <w:rPr>
+          <w:lang w:val="fr_FR" w:bidi="fr_FR"/>
+        </w:rPr>
+        <w:t>2.1–3.15</w:t>
+      </w:r>
       <w:r>
         <w:rPr>
           <w:lang w:val="fr_FR" w:bidi="fr_FR"/>
         </w:rPr>
         <w:t>), l'Esprit lui dit que le peuple entêté et rebelle de Juda n'écoutera pas son message. Cependant, le Seigneur veut qu'Ézéchiel soit tout aussi obstiné dans son annonce fidèle du message divin. Comme une sentinelle (</w:t>
       </w:r>
-      <w:hyperlink r:id="rId18">
-        <w:r>
-          <w:rPr>
-            <w:lang w:val="fr_FR" w:bidi="fr_FR"/>
-          </w:rPr>
-          <w:rPr>
-            <w:color w:val="0000EE"/>
-            <w:u w:val="single"/>
-          </w:rPr>
-          <w:t>3.16–27</w:t>
-        </w:r>
-      </w:hyperlink>
+      <w:r>
+        <w:rPr>
+          <w:lang w:val="fr_FR" w:bidi="fr_FR"/>
+        </w:rPr>
+        <w:t>3.16–27</w:t>
+      </w:r>
       <w:r>
         <w:rPr>
           <w:lang w:val="fr_FR" w:bidi="fr_FR"/>
@@ -461,54 +425,36 @@
         </w:rPr>
         <w:t xml:space="preserve">Dans les </w:t>
       </w:r>
-      <w:hyperlink r:id="rId19">
-        <w:r>
-          <w:rPr>
-            <w:lang w:val="fr_FR" w:bidi="fr_FR"/>
-          </w:rPr>
-          <w:rPr>
-            <w:color w:val="0000EE"/>
-            <w:u w:val="single"/>
-          </w:rPr>
-          <w:t>chapitres 4–24</w:t>
-        </w:r>
-      </w:hyperlink>
+      <w:r>
+        <w:rPr>
+          <w:lang w:val="fr_FR" w:bidi="fr_FR"/>
+        </w:rPr>
+        <w:t>chapitres 4–24</w:t>
+      </w:r>
       <w:r>
         <w:rPr>
           <w:lang w:val="fr_FR" w:bidi="fr_FR"/>
         </w:rPr>
         <w:t xml:space="preserve">, Ézéchiel annonce une litanie de malheur contre Juda et Jérusalem. Le prophète effectue une série d'actes servant de signes, dépeignant le siège et la destruction de Jérusalem. Les </w:t>
       </w:r>
-      <w:hyperlink r:id="rId20">
-        <w:r>
-          <w:rPr>
-            <w:lang w:val="fr_FR" w:bidi="fr_FR"/>
-          </w:rPr>
-          <w:rPr>
-            <w:color w:val="0000EE"/>
-            <w:u w:val="single"/>
-          </w:rPr>
-          <w:t>chapitres 8–11</w:t>
-        </w:r>
-      </w:hyperlink>
+      <w:r>
+        <w:rPr>
+          <w:lang w:val="fr_FR" w:bidi="fr_FR"/>
+        </w:rPr>
+        <w:t>chapitres 8–11</w:t>
+      </w:r>
       <w:r>
         <w:rPr>
           <w:lang w:val="fr_FR" w:bidi="fr_FR"/>
         </w:rPr>
         <w:t xml:space="preserve"> décrivent les péchés de Jérusalem dans quatre scènes d'abomination croissante illustrant clairement la raison de sa destruction à venir. La gloire de Dieu s'éloigne du sanctuaire, et le Temple est complètement détruit. Les lignes poétiques, les oracles et les visions de cette section cumulent pour établir l'inévitabilité et la justice de la destruction de Jérusalem, aboutissant à l'annonce du siège de la ville par Nebucadnetsar et à un message final concernant la certitude du jugement (</w:t>
       </w:r>
-      <w:hyperlink r:id="rId21">
-        <w:r>
-          <w:rPr>
-            <w:lang w:val="fr_FR" w:bidi="fr_FR"/>
-          </w:rPr>
-          <w:rPr>
-            <w:color w:val="0000EE"/>
-            <w:u w:val="single"/>
-          </w:rPr>
-          <w:t>chap. 24</w:t>
-        </w:r>
-      </w:hyperlink>
+      <w:r>
+        <w:rPr>
+          <w:lang w:val="fr_FR" w:bidi="fr_FR"/>
+        </w:rPr>
+        <w:t>chap. 24</w:t>
+      </w:r>
       <w:r>
         <w:rPr>
           <w:lang w:val="fr_FR" w:bidi="fr_FR"/>
@@ -529,36 +475,24 @@
         </w:rPr>
         <w:t>Ézéchiel se tourne ensuite vers l'espoir, en commençant par sept messages (</w:t>
       </w:r>
-      <w:hyperlink r:id="rId22">
-        <w:r>
-          <w:rPr>
-            <w:lang w:val="fr_FR" w:bidi="fr_FR"/>
-          </w:rPr>
-          <w:rPr>
-            <w:color w:val="0000EE"/>
-            <w:u w:val="single"/>
-          </w:rPr>
-          <w:t>chap. 25–32</w:t>
-        </w:r>
-      </w:hyperlink>
+      <w:r>
+        <w:rPr>
+          <w:lang w:val="fr_FR" w:bidi="fr_FR"/>
+        </w:rPr>
+        <w:t>chap. 25–32</w:t>
+      </w:r>
       <w:r>
         <w:rPr>
           <w:lang w:val="fr_FR" w:bidi="fr_FR"/>
         </w:rPr>
         <w:t>) accusant les nations environnantes d'avoir assisté les Babyloniens et de s'être laissé aller à la complaisance devant la chute de Jérusalem. Ces messages montrent que la promesse de Dieu à Abraham reste inchangée : « Je [...] maudirai ceux qui te maudiront » (</w:t>
       </w:r>
-      <w:hyperlink r:id="rId23">
-        <w:r>
-          <w:rPr>
-            <w:lang w:val="fr_FR" w:bidi="fr_FR"/>
-          </w:rPr>
-          <w:rPr>
-            <w:color w:val="0000EE"/>
-            <w:u w:val="single"/>
-          </w:rPr>
-          <w:t>Gn 12.3</w:t>
-        </w:r>
-      </w:hyperlink>
+      <w:r>
+        <w:rPr>
+          <w:lang w:val="fr_FR" w:bidi="fr_FR"/>
+        </w:rPr>
+        <w:t>Gn 12.3</w:t>
+      </w:r>
       <w:r>
         <w:rPr>
           <w:lang w:val="fr_FR" w:bidi="fr_FR"/>
@@ -579,72 +513,48 @@
         </w:rPr>
         <w:t xml:space="preserve">Les </w:t>
       </w:r>
-      <w:hyperlink r:id="rId24">
-        <w:r>
-          <w:rPr>
-            <w:lang w:val="fr_FR" w:bidi="fr_FR"/>
-          </w:rPr>
-          <w:rPr>
-            <w:color w:val="0000EE"/>
-            <w:u w:val="single"/>
-          </w:rPr>
-          <w:t>chapitres 33–48</w:t>
-        </w:r>
-      </w:hyperlink>
+      <w:r>
+        <w:rPr>
+          <w:lang w:val="fr_FR" w:bidi="fr_FR"/>
+        </w:rPr>
+        <w:t>chapitres 33–48</w:t>
+      </w:r>
       <w:r>
         <w:rPr>
           <w:lang w:val="fr_FR" w:bidi="fr_FR"/>
         </w:rPr>
         <w:t xml:space="preserve"> complètent le passage du jugement à l'espoir, en commençant par le moment décisif où les exilés entendent enfin la nouvelle de la destruction de Jérusalem (</w:t>
       </w:r>
-      <w:hyperlink r:id="rId25">
-        <w:r>
-          <w:rPr>
-            <w:lang w:val="fr_FR" w:bidi="fr_FR"/>
-          </w:rPr>
-          <w:rPr>
-            <w:color w:val="0000EE"/>
-            <w:u w:val="single"/>
-          </w:rPr>
-          <w:t>33.21</w:t>
-        </w:r>
-      </w:hyperlink>
+      <w:r>
+        <w:rPr>
+          <w:lang w:val="fr_FR" w:bidi="fr_FR"/>
+        </w:rPr>
+        <w:t>33.21</w:t>
+      </w:r>
       <w:r>
         <w:rPr>
           <w:lang w:val="fr_FR" w:bidi="fr_FR"/>
         </w:rPr>
         <w:t>). À ce stade, le Seigneur ordonne à nouveau au prophète Ézéchiel d'accomplir son ministère en tant que sentinelle, proclamant le jugement divin sur ceux qui refusent de se repentir et promettant la vie à ceux qui le font. Les messages d'espoir promettent un nouveau berger et une alliance et une terre renouvelées, où le peuple demeurera ensemble dans l'unité (</w:t>
       </w:r>
-      <w:hyperlink r:id="rId26">
-        <w:r>
-          <w:rPr>
-            <w:lang w:val="fr_FR" w:bidi="fr_FR"/>
-          </w:rPr>
-          <w:rPr>
-            <w:color w:val="0000EE"/>
-            <w:u w:val="single"/>
-          </w:rPr>
-          <w:t>chap. 34–37</w:t>
-        </w:r>
-      </w:hyperlink>
+      <w:r>
+        <w:rPr>
+          <w:lang w:val="fr_FR" w:bidi="fr_FR"/>
+        </w:rPr>
+        <w:t>chap. 34–37</w:t>
+      </w:r>
       <w:r>
         <w:rPr>
           <w:lang w:val="fr_FR" w:bidi="fr_FR"/>
         </w:rPr>
         <w:t>). Les nuages sombres de la guerre menacent cette image de bénédiction (</w:t>
       </w:r>
-      <w:hyperlink r:id="rId27">
-        <w:r>
-          <w:rPr>
-            <w:lang w:val="fr_FR" w:bidi="fr_FR"/>
-          </w:rPr>
-          <w:rPr>
-            <w:color w:val="0000EE"/>
-            <w:u w:val="single"/>
-          </w:rPr>
-          <w:t>chap. 38–39</w:t>
-        </w:r>
-      </w:hyperlink>
+      <w:r>
+        <w:rPr>
+          <w:lang w:val="fr_FR" w:bidi="fr_FR"/>
+        </w:rPr>
+        <w:t>chap. 38–39</w:t>
+      </w:r>
       <w:r>
         <w:rPr>
           <w:lang w:val="fr_FR" w:bidi="fr_FR"/>
@@ -665,18 +575,12 @@
         </w:rPr>
         <w:t>Après la victoire de Dieu contre Gog et ses alliés, il peut révéler le temple final et le pays redirigé (</w:t>
       </w:r>
-      <w:hyperlink r:id="rId28">
-        <w:r>
-          <w:rPr>
-            <w:lang w:val="fr_FR" w:bidi="fr_FR"/>
-          </w:rPr>
-          <w:rPr>
-            <w:color w:val="0000EE"/>
-            <w:u w:val="single"/>
-          </w:rPr>
-          <w:t>chap. 40–48</w:t>
-        </w:r>
-      </w:hyperlink>
+      <w:r>
+        <w:rPr>
+          <w:lang w:val="fr_FR" w:bidi="fr_FR"/>
+        </w:rPr>
+        <w:t>chap. 40–48</w:t>
+      </w:r>
       <w:r>
         <w:rPr>
           <w:lang w:val="fr_FR" w:bidi="fr_FR"/>
@@ -708,18 +612,12 @@
         </w:rPr>
         <w:t>Dans les versets introductifs du livre, le prophète Ézéchiel affirme qu'il en est l'auteur (</w:t>
       </w:r>
-      <w:hyperlink r:id="rId29">
-        <w:r>
-          <w:rPr>
-            <w:lang w:val="fr_FR" w:bidi="fr_FR"/>
-          </w:rPr>
-          <w:rPr>
-            <w:color w:val="0000EE"/>
-            <w:u w:val="single"/>
-          </w:rPr>
-          <w:t>1.3</w:t>
-        </w:r>
-      </w:hyperlink>
+      <w:r>
+        <w:rPr>
+          <w:lang w:val="fr_FR" w:bidi="fr_FR"/>
+        </w:rPr>
+        <w:t>1.3</w:t>
+      </w:r>
       <w:r>
         <w:rPr>
           <w:lang w:val="fr_FR" w:bidi="fr_FR"/>
@@ -779,18 +677,12 @@
         </w:rPr>
         <w:t>Après la destruction de Jérusalem, le peuple de Dieu est en grave danger de sombrer dans le désenchantement et le désespoir. Ils se sentent spirituellement morts, abandonnés par Dieu et coupés de sa présence. Ils disent : « Nos transgressions et nos péchés sont sur nous, et c'est à cause d'eux que nous sommes frappés de langueur ; comment pourrions-nous vivre ? » (</w:t>
       </w:r>
-      <w:hyperlink r:id="rId30">
-        <w:r>
-          <w:rPr>
-            <w:lang w:val="fr_FR" w:bidi="fr_FR"/>
-          </w:rPr>
-          <w:rPr>
-            <w:color w:val="0000EE"/>
-            <w:u w:val="single"/>
-          </w:rPr>
-          <w:t>33.10</w:t>
-        </w:r>
-      </w:hyperlink>
+      <w:r>
+        <w:rPr>
+          <w:lang w:val="fr_FR" w:bidi="fr_FR"/>
+        </w:rPr>
+        <w:t>33.10</w:t>
+      </w:r>
       <w:r>
         <w:rPr>
           <w:lang w:val="fr_FR" w:bidi="fr_FR"/>
@@ -811,72 +703,48 @@
         </w:rPr>
         <w:t>À ces personnes désabusées, le prophète donne un message portant sur la souveraineté et la gloire de Dieu, le dépeignant comme étant majestueux, transcendant et puissant. Les dieux babyloniens n'ont certainement pas vaincu le Seigneur ; Dieu a plutôt abandonné volontairement son pays et sa demeure à cause du péché de son peuple. Bien qu'il ait quitté la ville souillée de Jérusalem, ce Dieu glorieux n'a pas abandonné son peuple. Au lieu de cela, il va vers le reste de son peuple en exil (</w:t>
       </w:r>
-      <w:hyperlink r:id="rId31">
-        <w:r>
-          <w:rPr>
-            <w:lang w:val="fr_FR" w:bidi="fr_FR"/>
-          </w:rPr>
-          <w:rPr>
-            <w:color w:val="0000EE"/>
-            <w:u w:val="single"/>
-          </w:rPr>
-          <w:t>11.16</w:t>
-        </w:r>
-      </w:hyperlink>
+      <w:r>
+        <w:rPr>
+          <w:lang w:val="fr_FR" w:bidi="fr_FR"/>
+        </w:rPr>
+        <w:t>11.16</w:t>
+      </w:r>
       <w:r>
         <w:rPr>
           <w:lang w:val="fr_FR" w:bidi="fr_FR"/>
         </w:rPr>
         <w:t>), où Ézéchiel lui-même voit pour la première fois la gloire du Seigneur (</w:t>
       </w:r>
-      <w:hyperlink r:id="rId32">
-        <w:r>
-          <w:rPr>
-            <w:lang w:val="fr_FR" w:bidi="fr_FR"/>
-          </w:rPr>
-          <w:rPr>
-            <w:color w:val="0000EE"/>
-            <w:u w:val="single"/>
-          </w:rPr>
-          <w:t>1.1</w:t>
-        </w:r>
-      </w:hyperlink>
+      <w:r>
+        <w:rPr>
+          <w:lang w:val="fr_FR" w:bidi="fr_FR"/>
+        </w:rPr>
+        <w:t>1.1</w:t>
+      </w:r>
       <w:r>
         <w:rPr>
           <w:lang w:val="fr_FR" w:bidi="fr_FR"/>
         </w:rPr>
         <w:t>). Dieu commande encore toutes choses, même les tentatives du roi babylonien Nebucadnetsar de faire appel à ses propres dieux par la divination (</w:t>
       </w:r>
-      <w:hyperlink r:id="rId33">
-        <w:r>
-          <w:rPr>
-            <w:lang w:val="fr_FR" w:bidi="fr_FR"/>
-          </w:rPr>
-          <w:rPr>
-            <w:color w:val="0000EE"/>
-            <w:u w:val="single"/>
-          </w:rPr>
-          <w:t>21.21–23</w:t>
-        </w:r>
-      </w:hyperlink>
+      <w:r>
+        <w:rPr>
+          <w:lang w:val="fr_FR" w:bidi="fr_FR"/>
+        </w:rPr>
+        <w:t>21.21–23</w:t>
+      </w:r>
       <w:r>
         <w:rPr>
           <w:lang w:val="fr_FR" w:bidi="fr_FR"/>
         </w:rPr>
         <w:t xml:space="preserve"> ; comp. avec </w:t>
       </w:r>
-      <w:hyperlink r:id="rId34">
-        <w:r>
-          <w:rPr>
-            <w:lang w:val="fr_FR" w:bidi="fr_FR"/>
-          </w:rPr>
-          <w:rPr>
-            <w:color w:val="0000EE"/>
-            <w:u w:val="single"/>
-          </w:rPr>
-          <w:t>Dn 2–4</w:t>
-        </w:r>
-      </w:hyperlink>
+      <w:r>
+        <w:rPr>
+          <w:lang w:val="fr_FR" w:bidi="fr_FR"/>
+        </w:rPr>
+        <w:t>Dn 2–4</w:t>
+      </w:r>
       <w:r>
         <w:rPr>
           <w:lang w:val="fr_FR" w:bidi="fr_FR"/>
@@ -897,36 +765,24 @@
         </w:rPr>
         <w:t>La destruction de Jérusalem ne marque pas la fin de l'histoire pour le peuple de Dieu. Dieu avait promis de bénir les descendants d'Abraham, en faisant d'eux une nation puissante et en bénissant toutes les nations par leur intermédiaire. Les oracles contre les nations entourant Juda (</w:t>
       </w:r>
-      <w:hyperlink r:id="rId22">
-        <w:r>
-          <w:rPr>
-            <w:lang w:val="fr_FR" w:bidi="fr_FR"/>
-          </w:rPr>
-          <w:rPr>
-            <w:color w:val="0000EE"/>
-            <w:u w:val="single"/>
-          </w:rPr>
-          <w:t>Ez 25–32</w:t>
-        </w:r>
-      </w:hyperlink>
+      <w:r>
+        <w:rPr>
+          <w:lang w:val="fr_FR" w:bidi="fr_FR"/>
+        </w:rPr>
+        <w:t>Ez 25–32</w:t>
+      </w:r>
       <w:r>
         <w:rPr>
           <w:lang w:val="fr_FR" w:bidi="fr_FR"/>
         </w:rPr>
         <w:t>) montrent que Dieu n'a pas oublié son ancienne promesse selon laquelle ceux qui s'étaient réjouis de la chute d'Israël seraient eux-mêmes sévèrement jugés. Dieu n'abandonnera pas son peuple pour toujours. Un jour, il reviendra afin d'être leur berger (</w:t>
       </w:r>
-      <w:hyperlink r:id="rId35">
-        <w:r>
-          <w:rPr>
-            <w:lang w:val="fr_FR" w:bidi="fr_FR"/>
-          </w:rPr>
-          <w:rPr>
-            <w:color w:val="0000EE"/>
-            <w:u w:val="single"/>
-          </w:rPr>
-          <w:t>34.11</w:t>
-        </w:r>
-      </w:hyperlink>
+      <w:r>
+        <w:rPr>
+          <w:lang w:val="fr_FR" w:bidi="fr_FR"/>
+        </w:rPr>
+        <w:t>34.11</w:t>
+      </w:r>
       <w:r>
         <w:rPr>
           <w:lang w:val="fr_FR" w:bidi="fr_FR"/>
@@ -947,180 +803,120 @@
         </w:rPr>
         <w:t>Ézéchiel désigne une plus grande espérance qui s'accomplira en Jésus-Christ. Par l'intermédiaire de Christ, la gloire de Dieu demeure pleinement au milieu de nous comme une lumière dans les ténèbres de notre exil (</w:t>
       </w:r>
-      <w:hyperlink r:id="rId31">
-        <w:r>
-          <w:rPr>
-            <w:lang w:val="fr_FR" w:bidi="fr_FR"/>
-          </w:rPr>
-          <w:rPr>
-            <w:color w:val="0000EE"/>
-            <w:u w:val="single"/>
-          </w:rPr>
-          <w:t>11.16</w:t>
-        </w:r>
-      </w:hyperlink>
+      <w:r>
+        <w:rPr>
+          <w:lang w:val="fr_FR" w:bidi="fr_FR"/>
+        </w:rPr>
+        <w:t>11.16</w:t>
+      </w:r>
       <w:r>
         <w:rPr>
           <w:lang w:val="fr_FR" w:bidi="fr_FR"/>
         </w:rPr>
         <w:t xml:space="preserve"> ; </w:t>
       </w:r>
-      <w:hyperlink r:id="rId36">
-        <w:r>
-          <w:rPr>
-            <w:lang w:val="fr_FR" w:bidi="fr_FR"/>
-          </w:rPr>
-          <w:rPr>
-            <w:color w:val="0000EE"/>
-            <w:u w:val="single"/>
-          </w:rPr>
-          <w:t>43.1–5</w:t>
-        </w:r>
-      </w:hyperlink>
+      <w:r>
+        <w:rPr>
+          <w:lang w:val="fr_FR" w:bidi="fr_FR"/>
+        </w:rPr>
+        <w:t>43.1–5</w:t>
+      </w:r>
       <w:r>
         <w:rPr>
           <w:lang w:val="fr_FR" w:bidi="fr_FR"/>
         </w:rPr>
         <w:t xml:space="preserve"> ; </w:t>
       </w:r>
-      <w:hyperlink r:id="rId37">
-        <w:r>
-          <w:rPr>
-            <w:lang w:val="fr_FR" w:bidi="fr_FR"/>
-          </w:rPr>
-          <w:rPr>
-            <w:color w:val="0000EE"/>
-            <w:u w:val="single"/>
-          </w:rPr>
-          <w:t>Jn 1.14</w:t>
-        </w:r>
-      </w:hyperlink>
+      <w:r>
+        <w:rPr>
+          <w:lang w:val="fr_FR" w:bidi="fr_FR"/>
+        </w:rPr>
+        <w:t>Jn 1.14</w:t>
+      </w:r>
       <w:r>
         <w:rPr>
           <w:lang w:val="fr_FR" w:bidi="fr_FR"/>
         </w:rPr>
         <w:t>). Le bon berger rétablit la justice à ses brebis (</w:t>
       </w:r>
-      <w:hyperlink r:id="rId38">
-        <w:r>
-          <w:rPr>
-            <w:lang w:val="fr_FR" w:bidi="fr_FR"/>
-          </w:rPr>
-          <w:rPr>
-            <w:color w:val="0000EE"/>
-            <w:u w:val="single"/>
-          </w:rPr>
-          <w:t>Ez 34.1–24</w:t>
-        </w:r>
-      </w:hyperlink>
+      <w:r>
+        <w:rPr>
+          <w:lang w:val="fr_FR" w:bidi="fr_FR"/>
+        </w:rPr>
+        <w:t>Ez 34.1–24</w:t>
+      </w:r>
       <w:r>
         <w:rPr>
           <w:lang w:val="fr_FR" w:bidi="fr_FR"/>
         </w:rPr>
         <w:t xml:space="preserve"> ; </w:t>
       </w:r>
-      <w:hyperlink r:id="rId39">
-        <w:r>
-          <w:rPr>
-            <w:lang w:val="fr_FR" w:bidi="fr_FR"/>
-          </w:rPr>
-          <w:rPr>
-            <w:color w:val="0000EE"/>
-            <w:u w:val="single"/>
-          </w:rPr>
-          <w:t>Jn 10.11</w:t>
-        </w:r>
-      </w:hyperlink>
+      <w:r>
+        <w:rPr>
+          <w:lang w:val="fr_FR" w:bidi="fr_FR"/>
+        </w:rPr>
+        <w:t>Jn 10.11</w:t>
+      </w:r>
       <w:r>
         <w:rPr>
           <w:lang w:val="fr_FR" w:bidi="fr_FR"/>
         </w:rPr>
         <w:t>). Il nous remplit de son Esprit et fait de nous de nouvelles créatures en lui (</w:t>
       </w:r>
-      <w:hyperlink r:id="rId40">
-        <w:r>
-          <w:rPr>
-            <w:lang w:val="fr_FR" w:bidi="fr_FR"/>
-          </w:rPr>
-          <w:rPr>
-            <w:color w:val="0000EE"/>
-            <w:u w:val="single"/>
-          </w:rPr>
-          <w:t>Ez 36.26–28</w:t>
-        </w:r>
-      </w:hyperlink>
+      <w:r>
+        <w:rPr>
+          <w:lang w:val="fr_FR" w:bidi="fr_FR"/>
+        </w:rPr>
+        <w:t>Ez 36.26–28</w:t>
+      </w:r>
       <w:r>
         <w:rPr>
           <w:lang w:val="fr_FR" w:bidi="fr_FR"/>
         </w:rPr>
         <w:t xml:space="preserve"> ; </w:t>
       </w:r>
-      <w:hyperlink r:id="rId41">
-        <w:r>
-          <w:rPr>
-            <w:lang w:val="fr_FR" w:bidi="fr_FR"/>
-          </w:rPr>
-          <w:rPr>
-            <w:color w:val="0000EE"/>
-            <w:u w:val="single"/>
-          </w:rPr>
-          <w:t>37.1–14</w:t>
-        </w:r>
-      </w:hyperlink>
+      <w:r>
+        <w:rPr>
+          <w:lang w:val="fr_FR" w:bidi="fr_FR"/>
+        </w:rPr>
+        <w:t>37.1–14</w:t>
+      </w:r>
       <w:r>
         <w:rPr>
           <w:lang w:val="fr_FR" w:bidi="fr_FR"/>
         </w:rPr>
         <w:t xml:space="preserve"> ; </w:t>
       </w:r>
-      <w:hyperlink r:id="rId42">
-        <w:r>
-          <w:rPr>
-            <w:lang w:val="fr_FR" w:bidi="fr_FR"/>
-          </w:rPr>
-          <w:rPr>
-            <w:color w:val="0000EE"/>
-            <w:u w:val="single"/>
-          </w:rPr>
-          <w:t>2Co 5.17</w:t>
-        </w:r>
-      </w:hyperlink>
+      <w:r>
+        <w:rPr>
+          <w:lang w:val="fr_FR" w:bidi="fr_FR"/>
+        </w:rPr>
+        <w:t>2Co 5.17</w:t>
+      </w:r>
       <w:r>
         <w:rPr>
           <w:lang w:val="fr_FR" w:bidi="fr_FR"/>
         </w:rPr>
         <w:t>). Ceux qui se sont alliés à Christ ont un accès encore plus grand à la présence de Dieu que ce que les visions d'Ézéchiel n'envisagent. Ils peuvent s'approcher du trône de la grâce librement et boire de l'eau vivifiante qui en coule (</w:t>
       </w:r>
-      <w:hyperlink r:id="rId43">
-        <w:r>
-          <w:rPr>
-            <w:lang w:val="fr_FR" w:bidi="fr_FR"/>
-          </w:rPr>
-          <w:rPr>
-            <w:color w:val="0000EE"/>
-            <w:u w:val="single"/>
-          </w:rPr>
-          <w:t>Ez 47.1–11</w:t>
-        </w:r>
-      </w:hyperlink>
+      <w:r>
+        <w:rPr>
+          <w:lang w:val="fr_FR" w:bidi="fr_FR"/>
+        </w:rPr>
+        <w:t>Ez 47.1–11</w:t>
+      </w:r>
       <w:r>
         <w:rPr>
           <w:lang w:val="fr_FR" w:bidi="fr_FR"/>
         </w:rPr>
         <w:t xml:space="preserve"> ; </w:t>
       </w:r>
-      <w:hyperlink r:id="rId44">
-        <w:r>
-          <w:rPr>
-            <w:lang w:val="fr_FR" w:bidi="fr_FR"/>
-          </w:rPr>
-          <w:rPr>
-            <w:color w:val="0000EE"/>
-            <w:u w:val="single"/>
-          </w:rPr>
-          <w:t>Ap 22.1–5</w:t>
-        </w:r>
-      </w:hyperlink>
+      <w:r>
+        <w:rPr>
+          <w:lang w:val="fr_FR" w:bidi="fr_FR"/>
+        </w:rPr>
+        <w:t>Ap 22.1–5</w:t>
+      </w:r>
       <w:r>
         <w:rPr>
           <w:lang w:val="fr_FR" w:bidi="fr_FR"/>
